--- a/fomo_two_papers/deliverables/paper2/Paper2_Submission_Forms.docx
+++ b/fomo_two_papers/deliverables/paper2/Paper2_Submission_Forms.docx
@@ -24,7 +24,7 @@
       <w:pPr>
         <w:keepNext/>
         <w:bidi/>
-        <w:spacing w:before="160" w:after="80" w:line="240" w:lineRule="auto"/>
+        <w:spacing w:before="110" w:after="50" w:line="240" w:lineRule="auto"/>
         <w:jc w:val="left"/>
       </w:pPr>
       <w:r>
@@ -42,7 +42,7 @@
     <w:p>
       <w:pPr>
         <w:bidi/>
-        <w:spacing w:before="0" w:after="80" w:line="240" w:lineRule="auto"/>
+        <w:spacing w:before="0" w:after="50" w:line="240" w:lineRule="auto"/>
         <w:jc w:val="both"/>
       </w:pPr>
       <w:r>
@@ -77,7 +77,7 @@
     <w:p>
       <w:pPr>
         <w:bidi/>
-        <w:spacing w:before="0" w:after="80" w:line="240" w:lineRule="auto"/>
+        <w:spacing w:before="0" w:after="50" w:line="240" w:lineRule="auto"/>
         <w:ind w:firstLine="360"/>
         <w:jc w:val="both"/>
       </w:pPr>
@@ -94,7 +94,7 @@
     <w:p>
       <w:pPr>
         <w:bidi/>
-        <w:spacing w:before="0" w:after="80" w:line="240" w:lineRule="auto"/>
+        <w:spacing w:before="0" w:after="50" w:line="240" w:lineRule="auto"/>
         <w:jc w:val="both"/>
       </w:pPr>
       <w:r>
@@ -140,7 +140,7 @@
     <w:p>
       <w:pPr>
         <w:bidi/>
-        <w:spacing w:before="0" w:after="80" w:line="240" w:lineRule="auto"/>
+        <w:spacing w:before="0" w:after="50" w:line="240" w:lineRule="auto"/>
         <w:jc w:val="both"/>
       </w:pPr>
       <w:r>
@@ -177,7 +177,7 @@
     <w:p>
       <w:pPr>
         <w:bidi/>
-        <w:spacing w:before="0" w:after="80" w:line="240" w:lineRule="auto"/>
+        <w:spacing w:before="0" w:after="50" w:line="240" w:lineRule="auto"/>
         <w:jc w:val="both"/>
       </w:pPr>
       <w:r>
@@ -204,7 +204,7 @@
       <w:pPr>
         <w:keepNext/>
         <w:bidi/>
-        <w:spacing w:before="160" w:after="80" w:line="240" w:lineRule="auto"/>
+        <w:spacing w:before="110" w:after="50" w:line="240" w:lineRule="auto"/>
         <w:jc w:val="left"/>
       </w:pPr>
       <w:r>
@@ -649,7 +649,7 @@
       <w:pPr>
         <w:keepNext/>
         <w:bidi/>
-        <w:spacing w:before="160" w:after="80" w:line="240" w:lineRule="auto"/>
+        <w:spacing w:before="110" w:after="50" w:line="240" w:lineRule="auto"/>
         <w:jc w:val="left"/>
       </w:pPr>
       <w:r>
@@ -1449,7 +1449,7 @@
       <w:pPr>
         <w:keepNext/>
         <w:bidi/>
-        <w:spacing w:before="160" w:after="80" w:line="240" w:lineRule="auto"/>
+        <w:spacing w:before="110" w:after="50" w:line="240" w:lineRule="auto"/>
         <w:jc w:val="left"/>
       </w:pPr>
       <w:r>
